--- a/output_receita_federal/portaria_mf/documents/port_mf_277_20180607.docx
+++ b/output_receita_federal/portaria_mf/documents/port_mf_277_20180607.docx
@@ -357,7 +357,7 @@
     </w:p>
     <w:p>
       <w:r>
-        <w:t>No caso de contribuintes que fizeram a opção pelo SIMPLES Federal até 27 de julho de 2001, constatada uma das hipóteses de que tratam os incisos III a XIV, XVII e XVIII do art. 9o da Lei n° 9.317, de 1996, os efeitos da exclusão dar-se-ão a partir de 1o de janeiro de 2002, quando a situação excludente tiver ocorrido até 31 de dezembro de 2001 e a exclusão for efetuada a partir de 2002.</w:t>
+        <w:t>No caso de contribuintes que fizeram a opção pelo SIMPLES Federal até 27 de julho de 2001, constatada uma das hipóteses de que tratam os incisos III a XIV, XVII e XVIII do art. 9º da Lei nº 9.317, de 1996, os efeitos da exclusão dar-se-ão a partir de 1º de janeiro de 2002, quando a situação excludente tiver ocorrido até 31 de dezembro de 2001 e a exclusão for efetuada a partir de 2002.</w:t>
       </w:r>
     </w:p>
     <w:p>
@@ -427,7 +427,7 @@
     </w:p>
     <w:p>
       <w:r>
-        <w:t>A Lei n° 8.852, de 1994, não outorga isenção nem enumera hipóteses de não incidência de Imposto sobre a Renda da Pessoa Física.</w:t>
+        <w:t>A Lei nº 8.852, de 1994, não outorga isenção nem enumera hipóteses de não incidência de Imposto sobre a Renda da Pessoa Física.</w:t>
       </w:r>
     </w:p>
     <w:p>
